--- a/Research gap analysis.docx
+++ b/Research gap analysis.docx
@@ -3,290 +3,642 @@
 <w:document xmlns:wpc="http://schemas.microsoft.com/office/word/2010/wordprocessingCanvas" xmlns:cx="http://schemas.microsoft.com/office/drawing/2014/chartex" xmlns:cx1="http://schemas.microsoft.com/office/drawing/2015/9/8/chartex" xmlns:cx2="http://schemas.microsoft.com/office/drawing/2015/10/21/chartex" xmlns:cx3="http://schemas.microsoft.com/office/drawing/2016/5/9/chartex" xmlns:cx4="http://schemas.microsoft.com/office/drawing/2016/5/10/chartex" xmlns:cx5="http://schemas.microsoft.com/office/drawing/2016/5/11/chartex" xmlns:cx6="http://schemas.microsoft.com/office/drawing/2016/5/12/chartex" xmlns:cx7="http://schemas.microsoft.com/office/drawing/2016/5/13/chartex" xmlns:cx8="http://schemas.microsoft.com/office/drawing/2016/5/14/chartex" xmlns:mc="http://schemas.openxmlformats.org/markup-compatibility/2006" xmlns:aink="http://schemas.microsoft.com/office/drawing/2016/ink" xmlns:am3d="http://schemas.microsoft.com/office/drawing/2017/model3d" xmlns:o="urn:schemas-microsoft-com:office:office" xmlns:oel="http://schemas.microsoft.com/office/2019/extlst" xmlns:r="http://schemas.openxmlformats.org/officeDocument/2006/relationships" xmlns:m="http://schemas.openxmlformats.org/officeDocument/2006/math" xmlns:v="urn:schemas-microsoft-com:vml" xmlns:wp14="http://schemas.microsoft.com/office/word/2010/wordprocessingDrawing" xmlns:wp="http://schemas.openxmlformats.org/drawingml/2006/wordprocessingDrawing" xmlns:w10="urn:schemas-microsoft-com:office:word" xmlns:w="http://schemas.openxmlformats.org/wordprocessingml/2006/main" xmlns:w14="http://schemas.microsoft.com/office/word/2010/wordml" xmlns:w15="http://schemas.microsoft.com/office/word/2012/wordml" xmlns:w16cex="http://schemas.microsoft.com/office/word/2018/wordml/cex" xmlns:w16cid="http://schemas.microsoft.com/office/word/2016/wordml/cid" xmlns:w16="http://schemas.microsoft.com/office/word/2018/wordml" xmlns:w16du="http://schemas.microsoft.com/office/word/2023/wordml/word16du" xmlns:w16sdtdh="http://schemas.microsoft.com/office/word/2020/wordml/sdtdatahash" xmlns:w16sdtfl="http://schemas.microsoft.com/office/word/2024/wordml/sdtformatlock" xmlns:w16se="http://schemas.microsoft.com/office/word/2015/wordml/symex" xmlns:wpg="http://schemas.microsoft.com/office/word/2010/wordprocessingGroup" xmlns:wpi="http://schemas.microsoft.com/office/word/2010/wordprocessingInk" xmlns:wne="http://schemas.microsoft.com/office/word/2006/wordml" xmlns:wps="http://schemas.microsoft.com/office/word/2010/wordprocessingShape" mc:Ignorable="w14 w15 w16se w16cid w16 w16cex w16sdtdh w16sdtfl w16du wp14">
   <w:body>
     <w:p>
-      <w:r>
-        <w:t>Gap Analysis of Research</w:t>
+      <w:pPr>
+        <w:rPr>
+          <w:b/>
+          <w:bCs/>
+        </w:rPr>
+      </w:pPr>
+      <w:r>
+        <w:t>1.</w:t>
+      </w:r>
+      <w:r>
+        <w:rPr>
+          <w:b/>
+          <w:bCs/>
+        </w:rPr>
+        <w:t xml:space="preserve"> </w:t>
+      </w:r>
+      <w:r>
+        <w:rPr>
+          <w:b/>
+          <w:bCs/>
+        </w:rPr>
+        <w:t>Data Scarcity and "Small Data" Dilemma</w:t>
       </w:r>
     </w:p>
     <w:p>
       <w:r>
-        <w:t>1. The Integration of Security into Clinical Imaging AI Models</w:t>
+        <w:t xml:space="preserve"> Both "small data" issues and limitations of data sources will pose issues when developing deep learning models with respect to training deep learning models on the medical data. Source Reference: The following studies all pointed out that there are limitations with training deep networks on small amounts of medical data.</w:t>
       </w:r>
     </w:p>
     <w:p>
       <w:r>
-        <w:t xml:space="preserve">• The Current State of Research: The current research work incorporates </w:t>
-      </w:r>
-      <w:proofErr w:type="gramStart"/>
-      <w:r>
-        <w:t>cloud based</w:t>
-      </w:r>
-      <w:proofErr w:type="gramEnd"/>
-      <w:r>
-        <w:t xml:space="preserve"> AI as well as blockchain technologies for securing relevant data to provide means for safe and consistent classification of digitized histology images of patients with cancers.</w:t>
+        <w:t>. There is limited research related to meta-learning or transfer learning methods that account for "small data," and therefore, are unable to adapt to the small data set without overfitting the models to the synthetic noise from the database.</w:t>
       </w:r>
     </w:p>
     <w:p>
       <w:r>
-        <w:t>• Current Gaps in the Research: While blockchain can provide secure data access control and data integrity, there still exist significant gaps in using standardized and interoperable technical solutions for incorporating AI into clinical applications. Specifically, there is not enough focus on providing standardized and interoperable technical solutions that are easy to incorporate into existing hospital IT systems as an example. An example of this is HL7 / FHIR.</w:t>
-      </w:r>
-    </w:p>
-    <w:p>
-      <w:r>
-        <w:t xml:space="preserve">• Opportunity for Future Work: There is a significant need to conduct research to better understand how blockchain secured AI Models will connect and integrate with current hospital systems </w:t>
-      </w:r>
-      <w:proofErr w:type="gramStart"/>
-      <w:r>
-        <w:t>through the use of</w:t>
-      </w:r>
-      <w:proofErr w:type="gramEnd"/>
-      <w:r>
-        <w:t xml:space="preserve"> either HL7/FHIR.</w:t>
+        <w:t>. You might want to see how well an artificial deep neural network trained on synthetic data will generalize to the larger number of real data sources as examined in the publication LCGANT.</w:t>
       </w:r>
     </w:p>
     <w:p/>
     <w:p>
-      <w:r>
-        <w:t>2. The Generalizability of Systems Beyond Histopathological Imaging</w:t>
+      <w:pPr>
+        <w:rPr>
+          <w:b/>
+          <w:bCs/>
+        </w:rPr>
+      </w:pPr>
+      <w:r>
+        <w:t>2.</w:t>
+      </w:r>
+      <w:r>
+        <w:rPr>
+          <w:b/>
+          <w:bCs/>
+        </w:rPr>
+        <w:t xml:space="preserve"> </w:t>
+      </w:r>
+      <w:r>
+        <w:rPr>
+          <w:b/>
+          <w:bCs/>
+        </w:rPr>
+        <w:t>Integration and "Siloed" Data Modalities</w:t>
       </w:r>
     </w:p>
     <w:p>
       <w:r>
-        <w:t xml:space="preserve">• The Current State of Research: The current system has been developed primarily for detecting cancer in digitalized histologic images of patients with colon and lung cancers, using </w:t>
+        <w:t xml:space="preserve"> Clinical data comes from a variety of modalities (including medical and biological data, and clinical risk factors). However, many studies only utilize one type of data (e.g., clinical, imaging, molecular). Current models have a "silo" approach to this data, and as a result, do not capture the complexity of biological systems. Specifically, there are no models that look at how the data from different modalities relate to one another. You could build on the late fusion model discussed in the above paper by exploring "early fusion" and determining if the model is able to identify deeper relationships between molecular data (e.g. gene expression) and structural data (e.g. imaging of </w:t>
       </w:r>
       <w:proofErr w:type="spellStart"/>
       <w:r>
-        <w:t>CNNs</w:t>
+        <w:t>tumor</w:t>
       </w:r>
       <w:proofErr w:type="spellEnd"/>
       <w:r>
-        <w:t xml:space="preserve"> to create the model classification algorithm.</w:t>
+        <w:t xml:space="preserve"> morphology).</w:t>
       </w:r>
     </w:p>
     <w:p>
       <w:r>
-        <w:t>• Current Gaps in the Research: The current systems have been developed utilizing only digitalized histologic images to classify patients as having cancer. Furthermore, there are many different clinical imaging modalities available as well as many different forms of genomic and clinical data utilized to diagnose the patient. Thus, there have not been sufficient studies performed to define the generalizability of the system used to perform the multi-modality integration of digitalized image, genomic, and clinical data used to identify the patient. Additionally, the systems have not been verified via cross-validation using multiple digitalized images from each modality used to classify the patient.</w:t>
-      </w:r>
-    </w:p>
-    <w:p>
-      <w:r>
-        <w:t>• Opportunity for Future Work: There exists a need for continued research on multi-modal AI models that can utilize imaging data, genomic data, and clinical data while maintaining appropriate levels of security and privacy.</w:t>
-      </w:r>
-    </w:p>
-    <w:p>
-      <w:r>
-        <w:t>3. Variability and Size of Dataset</w:t>
-      </w:r>
-    </w:p>
-    <w:p>
-      <w:r>
-        <w:t>•</w:t>
-      </w:r>
-      <w:r>
-        <w:tab/>
-        <w:t>Existing Work: The model uses an LC25000 dataset, which contains histopathology images, and it is one of the more popular types of datasets.</w:t>
-      </w:r>
-    </w:p>
-    <w:p>
-      <w:r>
-        <w:t>•</w:t>
-      </w:r>
-      <w:r>
-        <w:tab/>
-        <w:t>Shown Gap: As dataset variability or size can constrain how well models can develop, this is a major area for development.</w:t>
-      </w:r>
-    </w:p>
-    <w:p>
-      <w:r>
-        <w:lastRenderedPageBreak/>
-        <w:t>•</w:t>
-      </w:r>
-      <w:r>
-        <w:tab/>
-        <w:t>Potential for Opportunity: There is also significant potential for creating larger and more variable datasets that will be used to create and test models.</w:t>
+        <w:t>3. Explainability and the Black Box Problem</w:t>
       </w:r>
     </w:p>
     <w:p/>
     <w:p>
       <w:r>
-        <w:t>4. Clinical Trust and Explainability</w:t>
-      </w:r>
-    </w:p>
-    <w:p>
-      <w:r>
-        <w:t>•</w:t>
-      </w:r>
-      <w:r>
-        <w:tab/>
-        <w:t>Existing Work: Although there is a high level of model performance, there is no detailed discussion of explainability (such as Grad-CAM) methods and how easily clinicians can interpret them</w:t>
-      </w:r>
-    </w:p>
-    <w:p>
-      <w:r>
-        <w:t>•</w:t>
-      </w:r>
-      <w:r>
-        <w:tab/>
-        <w:t>Shown Gap: Clinicians require an understanding of transparent AI output so they can trust and use the model, especially for life-threatening cancer diagnoses.</w:t>
-      </w:r>
-    </w:p>
-    <w:p>
-      <w:r>
-        <w:t>•</w:t>
-      </w:r>
-      <w:r>
-        <w:tab/>
-        <w:t>Potential for Opportunity: There is a great need to develop and test XAI methods that are specific to secure AI platforms, which will ensure that decision making is transparent without violating data privacy.</w:t>
-      </w:r>
-    </w:p>
-    <w:p>
-      <w:r>
-        <w:t>5. Real-Time Deployment and Integration within Clinical Workflows</w:t>
-      </w:r>
-    </w:p>
-    <w:p>
-      <w:r>
-        <w:t xml:space="preserve">• Work to date: Current work utilizes Microsoft Azure for Cloud-based deployment and </w:t>
-      </w:r>
-      <w:proofErr w:type="gramStart"/>
-      <w:r>
-        <w:t>notification,</w:t>
-      </w:r>
-      <w:proofErr w:type="gramEnd"/>
-      <w:r>
-        <w:t xml:space="preserve"> however, real-time deployment and feedback mechanisms are not yet implemented.</w:t>
-      </w:r>
-    </w:p>
-    <w:p>
-      <w:r>
-        <w:t xml:space="preserve">• Gaps in service: It is essential that real-time Deployment and Integration within Clinical Workflows exist </w:t>
-      </w:r>
-      <w:proofErr w:type="gramStart"/>
-      <w:r>
-        <w:t>in order to</w:t>
-      </w:r>
-      <w:proofErr w:type="gramEnd"/>
-      <w:r>
-        <w:t xml:space="preserve"> provide AI with timely and meaningful results capable of integrating seamlessly with existing electronic medical record systems.</w:t>
-      </w:r>
-    </w:p>
-    <w:p>
-      <w:r>
-        <w:t>• Opportunities for exploration: Opportunities exist to explore how to reduce the amount of latency in addition to improving the usability and effectiveness of Feedback Integration for real-time AI based diagnostic systems in secure environments.</w:t>
+        <w:t>When it comes to explaining how an AI system generates results, one major hurdle is that there's still a lack of research on the incorporation of explainable AI (XAI) techniques into AI models used for clinical decision-making. As such, even when there appear to be models with high accuracy levels (~98-100%) published in the medical literature, these models cannot be deemed trustworthy based solely on those reported accuracies.</w:t>
       </w:r>
     </w:p>
     <w:p/>
     <w:p>
       <w:r>
-        <w:t>6. Blockchain Scalability and Energy Efficiency</w:t>
-      </w:r>
-    </w:p>
-    <w:p>
-      <w:r>
-        <w:t>• Work to date: Blockchain is unable to provide an immutable audit trail due to inconsistent storage and potential computational overhead.</w:t>
-      </w:r>
-    </w:p>
-    <w:p>
-      <w:r>
-        <w:t>• Gaps in services: A lack of scalability, high latency and a large amount of energy are significant issues for Blockchain Technologies particularly based upon the volume of data generated by medical imaging and high levels of access within the Clinical Environment.</w:t>
-      </w:r>
-    </w:p>
-    <w:p>
-      <w:r>
-        <w:t xml:space="preserve">• Opportunities for exploration: Opportunities exist to explore various </w:t>
+        <w:t xml:space="preserve">• You identified the gap in research literature regarding XAI within publication of AI models for clinical use is that prior studies generally do not include the use of multiple XAI methods (for example, LIME, SHAP, Grad-CAM) to </w:t>
       </w:r>
       <w:proofErr w:type="gramStart"/>
       <w:r>
-        <w:t>light-weight</w:t>
+        <w:t>compare and contrast</w:t>
       </w:r>
       <w:proofErr w:type="gramEnd"/>
       <w:r>
-        <w:t xml:space="preserve"> and scalable versions of Blockchain, or hybrid approaches which would be more applicable to medical imaging applications as a means of reducing overhead and improving security.</w:t>
-      </w:r>
-    </w:p>
-    <w:p>
-      <w:r>
-        <w:lastRenderedPageBreak/>
-        <w:t>7. Addressing Missing/Incomplete Real-World Data</w:t>
-      </w:r>
-    </w:p>
-    <w:p>
-      <w:r>
-        <w:t>•</w:t>
-      </w:r>
-      <w:r>
-        <w:tab/>
-        <w:t>Current Work: Current work has achieved 100% accuracy on balanced datasets.</w:t>
-      </w:r>
-    </w:p>
-    <w:p>
-      <w:r>
-        <w:t>•</w:t>
-      </w:r>
-      <w:r>
-        <w:tab/>
-        <w:t>Gap: Real-world clinical data (e.g., missing imaging modalities/patient data) will have missing, noisy, or incomplete data that will not be addressed by this system.</w:t>
-      </w:r>
-    </w:p>
-    <w:p>
-      <w:r>
-        <w:t>•</w:t>
-      </w:r>
-      <w:r>
-        <w:tab/>
-        <w:t>Opportunity: Create AI models and data pipelines that gracefully accommodate missing data while providing provisions for uncertainty analysis.</w:t>
+        <w:t xml:space="preserve"> which provides the most clinically relevant insight for radiologists in clinical practice.</w:t>
       </w:r>
     </w:p>
     <w:p/>
     <w:p>
       <w:r>
-        <w:t>8. Prospective Clinical Trials</w:t>
+        <w:t>4. Operational Challenges: Security vs. Real-time Use</w:t>
+      </w:r>
+    </w:p>
+    <w:p/>
+    <w:p>
+      <w:r>
+        <w:t xml:space="preserve">Patients receiving care in hospitals today expect their medical information to </w:t>
+      </w:r>
+      <w:proofErr w:type="gramStart"/>
+      <w:r>
+        <w:t>be secure at all times</w:t>
+      </w:r>
+      <w:proofErr w:type="gramEnd"/>
+      <w:r>
+        <w:t>. Unfortunately, while using blockchain technology has many security benefits, there are trade-offs in efficiency when looking at how quickly an AI-powered diagnosis can be delivered to a clinical user.</w:t>
+      </w:r>
+    </w:p>
+    <w:p/>
+    <w:p>
+      <w:r>
+        <w:t>• There is little research that addresses the latency and computational overhead incurred by blockchain and encryption in a real-time clinical or hospital environment.</w:t>
+      </w:r>
+    </w:p>
+    <w:p/>
+    <w:p>
+      <w:r>
+        <w:t>• You could also investigate the trade-off between the amount of encryption/blockchain security provided by the model and the time required for clinicians to receive the AI-generated diagnosis.</w:t>
       </w:r>
     </w:p>
     <w:p>
-      <w:r>
-        <w:t>•</w:t>
-      </w:r>
-      <w:r>
-        <w:tab/>
-        <w:t>Current Work: Current work has been encouraging; however, it's based on retrospective datasets.</w:t>
+      <w:pPr>
+        <w:rPr>
+          <w:b/>
+          <w:bCs/>
+        </w:rPr>
+      </w:pPr>
+      <w:r>
+        <w:rPr>
+          <w:b/>
+          <w:bCs/>
+        </w:rPr>
+        <w:t>5. 2D vs. 3D Awareness</w:t>
       </w:r>
     </w:p>
     <w:p>
       <w:r>
-        <w:t>•</w:t>
-      </w:r>
-      <w:r>
-        <w:tab/>
-        <w:t>Gap: The clinical effectiveness of the system (diagnostic accuracy improvement, patient outcomes improvement, clinician productivity improvement), has not been verified with prospective, real-world clinical data.</w:t>
+        <w:t xml:space="preserve">(1) A lot of 2D CT slices are still used in models. (2) The identified gap is that you could miss some of the important features associated with a 3D </w:t>
+      </w:r>
+      <w:proofErr w:type="spellStart"/>
+      <w:r>
+        <w:t>tumor</w:t>
+      </w:r>
+      <w:proofErr w:type="spellEnd"/>
+      <w:r>
+        <w:t xml:space="preserve"> when using only 2D slices, which would lead to the misclassification of the </w:t>
+      </w:r>
+      <w:proofErr w:type="spellStart"/>
+      <w:r>
+        <w:t>tumor</w:t>
+      </w:r>
+      <w:proofErr w:type="spellEnd"/>
+      <w:r>
+        <w:t xml:space="preserve">. (3) The opportunity for the project is to see if the </w:t>
+      </w:r>
+      <w:proofErr w:type="spellStart"/>
+      <w:r>
+        <w:t>ViT</w:t>
+      </w:r>
+      <w:proofErr w:type="spellEnd"/>
+      <w:r>
+        <w:t xml:space="preserve"> architecture utilizing the 3D-VNet or 3D-ResNet framework will be better at handling long-range 3D dependencies in the </w:t>
+      </w:r>
+      <w:proofErr w:type="spellStart"/>
+      <w:r>
+        <w:t>ViT</w:t>
+      </w:r>
+      <w:proofErr w:type="spellEnd"/>
+      <w:r>
+        <w:t xml:space="preserve"> model as compared to standard 3D CNN.</w:t>
       </w:r>
     </w:p>
     <w:p>
       <w:r>
-        <w:t>•</w:t>
-      </w:r>
-      <w:r>
-        <w:tab/>
-        <w:t>Opportunity: Clinical trials must be conducted to prove the system’s effectiveness, usability, and cost-effectiveness; this will help provide regulatory approvals and lead to further uses for this technology.</w:t>
+        <w:rPr>
+          <w:b/>
+          <w:bCs/>
+        </w:rPr>
+        <w:t>Table Summarizing Gaps</w:t>
       </w:r>
     </w:p>
-    <w:p>
-      <w:r>
-        <w:t>Summary of Findings</w:t>
-      </w:r>
-    </w:p>
-    <w:p>
-      <w:r>
-        <w:t xml:space="preserve">The combination of cloud AI with blockchain-based security to identify cancers is certainly a unique advancement; however, the primary deficiencies in this area are clinical implementation, clarity, expansion ability, the combination of different data types (such as clinical and imaging data), diversity and variety of datasets, and validation. </w:t>
-      </w:r>
-      <w:proofErr w:type="gramStart"/>
-      <w:r>
-        <w:t>All of</w:t>
-      </w:r>
-      <w:proofErr w:type="gramEnd"/>
-      <w:r>
-        <w:t xml:space="preserve"> these factors must be addressed before AI will be translated into acceptable and dependable alternatives to diagnose both lung and colon cancer.</w:t>
-      </w:r>
-    </w:p>
+    <w:tbl>
+      <w:tblPr>
+        <w:tblW w:w="0" w:type="auto"/>
+        <w:tblCellSpacing w:w="15" w:type="dxa"/>
+        <w:tblCellMar>
+          <w:left w:w="0" w:type="dxa"/>
+          <w:right w:w="0" w:type="dxa"/>
+        </w:tblCellMar>
+        <w:tblLook w:val="04A0" w:firstRow="1" w:lastRow="0" w:firstColumn="1" w:lastColumn="0" w:noHBand="0" w:noVBand="1"/>
+      </w:tblPr>
+      <w:tblGrid>
+        <w:gridCol w:w="1558"/>
+        <w:gridCol w:w="3056"/>
+        <w:gridCol w:w="4396"/>
+      </w:tblGrid>
+      <w:tr>
+        <w:trPr>
+          <w:tblHeader/>
+          <w:tblCellSpacing w:w="15" w:type="dxa"/>
+        </w:trPr>
+        <w:tc>
+          <w:tcPr>
+            <w:tcW w:w="0" w:type="auto"/>
+            <w:tcBorders>
+              <w:top w:val="single" w:sz="6" w:space="0" w:color="auto"/>
+              <w:left w:val="single" w:sz="6" w:space="0" w:color="auto"/>
+              <w:bottom w:val="single" w:sz="6" w:space="0" w:color="auto"/>
+              <w:right w:val="single" w:sz="6" w:space="0" w:color="auto"/>
+            </w:tcBorders>
+            <w:tcMar>
+              <w:top w:w="120" w:type="dxa"/>
+              <w:left w:w="180" w:type="dxa"/>
+              <w:bottom w:w="120" w:type="dxa"/>
+              <w:right w:w="180" w:type="dxa"/>
+            </w:tcMar>
+            <w:vAlign w:val="center"/>
+            <w:hideMark/>
+          </w:tcPr>
+          <w:p>
+            <w:r>
+              <w:rPr>
+                <w:b/>
+                <w:bCs/>
+              </w:rPr>
+              <w:t>Focus Area</w:t>
+            </w:r>
+          </w:p>
+        </w:tc>
+        <w:tc>
+          <w:tcPr>
+            <w:tcW w:w="0" w:type="auto"/>
+            <w:tcBorders>
+              <w:top w:val="single" w:sz="6" w:space="0" w:color="auto"/>
+              <w:left w:val="single" w:sz="6" w:space="0" w:color="auto"/>
+              <w:bottom w:val="single" w:sz="6" w:space="0" w:color="auto"/>
+              <w:right w:val="single" w:sz="6" w:space="0" w:color="auto"/>
+            </w:tcBorders>
+            <w:tcMar>
+              <w:top w:w="120" w:type="dxa"/>
+              <w:left w:w="180" w:type="dxa"/>
+              <w:bottom w:w="120" w:type="dxa"/>
+              <w:right w:w="180" w:type="dxa"/>
+            </w:tcMar>
+            <w:vAlign w:val="center"/>
+            <w:hideMark/>
+          </w:tcPr>
+          <w:p>
+            <w:r>
+              <w:rPr>
+                <w:b/>
+                <w:bCs/>
+              </w:rPr>
+              <w:t>Current Methods used in Papers</w:t>
+            </w:r>
+          </w:p>
+        </w:tc>
+        <w:tc>
+          <w:tcPr>
+            <w:tcW w:w="0" w:type="auto"/>
+            <w:tcBorders>
+              <w:top w:val="single" w:sz="6" w:space="0" w:color="auto"/>
+              <w:left w:val="single" w:sz="6" w:space="0" w:color="auto"/>
+              <w:bottom w:val="single" w:sz="6" w:space="0" w:color="auto"/>
+              <w:right w:val="single" w:sz="6" w:space="0" w:color="auto"/>
+            </w:tcBorders>
+            <w:tcMar>
+              <w:top w:w="120" w:type="dxa"/>
+              <w:left w:w="180" w:type="dxa"/>
+              <w:bottom w:w="120" w:type="dxa"/>
+              <w:right w:w="180" w:type="dxa"/>
+            </w:tcMar>
+            <w:vAlign w:val="center"/>
+            <w:hideMark/>
+          </w:tcPr>
+          <w:p>
+            <w:r>
+              <w:rPr>
+                <w:b/>
+                <w:bCs/>
+              </w:rPr>
+              <w:t>Gap in Research Data Type</w:t>
+            </w:r>
+          </w:p>
+        </w:tc>
+      </w:tr>
+      <w:tr>
+        <w:trPr>
+          <w:tblCellSpacing w:w="15" w:type="dxa"/>
+        </w:trPr>
+        <w:tc>
+          <w:tcPr>
+            <w:tcW w:w="0" w:type="auto"/>
+            <w:tcBorders>
+              <w:top w:val="single" w:sz="6" w:space="0" w:color="auto"/>
+              <w:left w:val="single" w:sz="6" w:space="0" w:color="auto"/>
+              <w:bottom w:val="single" w:sz="6" w:space="0" w:color="auto"/>
+              <w:right w:val="single" w:sz="6" w:space="0" w:color="auto"/>
+            </w:tcBorders>
+            <w:tcMar>
+              <w:top w:w="120" w:type="dxa"/>
+              <w:left w:w="180" w:type="dxa"/>
+              <w:bottom w:w="120" w:type="dxa"/>
+              <w:right w:w="180" w:type="dxa"/>
+            </w:tcMar>
+            <w:vAlign w:val="center"/>
+            <w:hideMark/>
+          </w:tcPr>
+          <w:p>
+            <w:r>
+              <w:rPr>
+                <w:b/>
+                <w:bCs/>
+              </w:rPr>
+              <w:t>Data Type</w:t>
+            </w:r>
+          </w:p>
+        </w:tc>
+        <w:tc>
+          <w:tcPr>
+            <w:tcW w:w="0" w:type="auto"/>
+            <w:tcBorders>
+              <w:top w:val="single" w:sz="6" w:space="0" w:color="auto"/>
+              <w:left w:val="single" w:sz="6" w:space="0" w:color="auto"/>
+              <w:bottom w:val="single" w:sz="6" w:space="0" w:color="auto"/>
+              <w:right w:val="single" w:sz="6" w:space="0" w:color="auto"/>
+            </w:tcBorders>
+            <w:tcMar>
+              <w:top w:w="120" w:type="dxa"/>
+              <w:left w:w="180" w:type="dxa"/>
+              <w:bottom w:w="120" w:type="dxa"/>
+              <w:right w:w="180" w:type="dxa"/>
+            </w:tcMar>
+            <w:vAlign w:val="center"/>
+            <w:hideMark/>
+          </w:tcPr>
+          <w:p>
+            <w:r>
+              <w:t>Currently only use single multi-modal images or genes</w:t>
+            </w:r>
+          </w:p>
+        </w:tc>
+        <w:tc>
+          <w:tcPr>
+            <w:tcW w:w="0" w:type="auto"/>
+            <w:tcBorders>
+              <w:top w:val="single" w:sz="6" w:space="0" w:color="auto"/>
+              <w:left w:val="single" w:sz="6" w:space="0" w:color="auto"/>
+              <w:bottom w:val="single" w:sz="6" w:space="0" w:color="auto"/>
+              <w:right w:val="single" w:sz="6" w:space="0" w:color="auto"/>
+            </w:tcBorders>
+            <w:tcMar>
+              <w:top w:w="120" w:type="dxa"/>
+              <w:left w:w="180" w:type="dxa"/>
+              <w:bottom w:w="120" w:type="dxa"/>
+              <w:right w:w="180" w:type="dxa"/>
+            </w:tcMar>
+            <w:vAlign w:val="center"/>
+            <w:hideMark/>
+          </w:tcPr>
+          <w:p>
+            <w:r>
+              <w:t>Multi-</w:t>
+            </w:r>
+            <w:proofErr w:type="spellStart"/>
+            <w:r>
+              <w:t>Omic</w:t>
+            </w:r>
+            <w:proofErr w:type="spellEnd"/>
+            <w:r>
+              <w:t xml:space="preserve"> + Image Fusion type of data combining all modalities</w:t>
+            </w:r>
+          </w:p>
+        </w:tc>
+      </w:tr>
+      <w:tr>
+        <w:trPr>
+          <w:tblCellSpacing w:w="15" w:type="dxa"/>
+        </w:trPr>
+        <w:tc>
+          <w:tcPr>
+            <w:tcW w:w="0" w:type="auto"/>
+            <w:tcBorders>
+              <w:top w:val="single" w:sz="6" w:space="0" w:color="auto"/>
+              <w:left w:val="single" w:sz="6" w:space="0" w:color="auto"/>
+              <w:bottom w:val="single" w:sz="6" w:space="0" w:color="auto"/>
+              <w:right w:val="single" w:sz="6" w:space="0" w:color="auto"/>
+            </w:tcBorders>
+            <w:tcMar>
+              <w:top w:w="120" w:type="dxa"/>
+              <w:left w:w="180" w:type="dxa"/>
+              <w:bottom w:w="120" w:type="dxa"/>
+              <w:right w:w="180" w:type="dxa"/>
+            </w:tcMar>
+            <w:vAlign w:val="center"/>
+            <w:hideMark/>
+          </w:tcPr>
+          <w:p>
+            <w:r>
+              <w:rPr>
+                <w:b/>
+                <w:bCs/>
+              </w:rPr>
+              <w:t>Security</w:t>
+            </w:r>
+          </w:p>
+        </w:tc>
+        <w:tc>
+          <w:tcPr>
+            <w:tcW w:w="0" w:type="auto"/>
+            <w:tcBorders>
+              <w:top w:val="single" w:sz="6" w:space="0" w:color="auto"/>
+              <w:left w:val="single" w:sz="6" w:space="0" w:color="auto"/>
+              <w:bottom w:val="single" w:sz="6" w:space="0" w:color="auto"/>
+              <w:right w:val="single" w:sz="6" w:space="0" w:color="auto"/>
+            </w:tcBorders>
+            <w:tcMar>
+              <w:top w:w="120" w:type="dxa"/>
+              <w:left w:w="180" w:type="dxa"/>
+              <w:bottom w:w="120" w:type="dxa"/>
+              <w:right w:w="180" w:type="dxa"/>
+            </w:tcMar>
+            <w:vAlign w:val="center"/>
+            <w:hideMark/>
+          </w:tcPr>
+          <w:p>
+            <w:r>
+              <w:t>Currently, blockchain is only being used to secure metadata</w:t>
+            </w:r>
+          </w:p>
+        </w:tc>
+        <w:tc>
+          <w:tcPr>
+            <w:tcW w:w="0" w:type="auto"/>
+            <w:tcBorders>
+              <w:top w:val="single" w:sz="6" w:space="0" w:color="auto"/>
+              <w:left w:val="single" w:sz="6" w:space="0" w:color="auto"/>
+              <w:bottom w:val="single" w:sz="6" w:space="0" w:color="auto"/>
+              <w:right w:val="single" w:sz="6" w:space="0" w:color="auto"/>
+            </w:tcBorders>
+            <w:tcMar>
+              <w:top w:w="120" w:type="dxa"/>
+              <w:left w:w="180" w:type="dxa"/>
+              <w:bottom w:w="120" w:type="dxa"/>
+              <w:right w:w="180" w:type="dxa"/>
+            </w:tcMar>
+            <w:vAlign w:val="center"/>
+            <w:hideMark/>
+          </w:tcPr>
+          <w:p>
+            <w:r>
+              <w:t>Current information is not about how blockchain may affect performance for real-time diagnostics</w:t>
+            </w:r>
+          </w:p>
+        </w:tc>
+      </w:tr>
+      <w:tr>
+        <w:trPr>
+          <w:tblCellSpacing w:w="15" w:type="dxa"/>
+        </w:trPr>
+        <w:tc>
+          <w:tcPr>
+            <w:tcW w:w="0" w:type="auto"/>
+            <w:tcBorders>
+              <w:top w:val="single" w:sz="6" w:space="0" w:color="auto"/>
+              <w:left w:val="single" w:sz="6" w:space="0" w:color="auto"/>
+              <w:bottom w:val="single" w:sz="6" w:space="0" w:color="auto"/>
+              <w:right w:val="single" w:sz="6" w:space="0" w:color="auto"/>
+            </w:tcBorders>
+            <w:tcMar>
+              <w:top w:w="120" w:type="dxa"/>
+              <w:left w:w="180" w:type="dxa"/>
+              <w:bottom w:w="120" w:type="dxa"/>
+              <w:right w:w="180" w:type="dxa"/>
+            </w:tcMar>
+            <w:vAlign w:val="center"/>
+            <w:hideMark/>
+          </w:tcPr>
+          <w:p>
+            <w:r>
+              <w:rPr>
+                <w:b/>
+                <w:bCs/>
+              </w:rPr>
+              <w:lastRenderedPageBreak/>
+              <w:t>Trust</w:t>
+            </w:r>
+          </w:p>
+        </w:tc>
+        <w:tc>
+          <w:tcPr>
+            <w:tcW w:w="0" w:type="auto"/>
+            <w:tcBorders>
+              <w:top w:val="single" w:sz="6" w:space="0" w:color="auto"/>
+              <w:left w:val="single" w:sz="6" w:space="0" w:color="auto"/>
+              <w:bottom w:val="single" w:sz="6" w:space="0" w:color="auto"/>
+              <w:right w:val="single" w:sz="6" w:space="0" w:color="auto"/>
+            </w:tcBorders>
+            <w:tcMar>
+              <w:top w:w="120" w:type="dxa"/>
+              <w:left w:w="180" w:type="dxa"/>
+              <w:bottom w:w="120" w:type="dxa"/>
+              <w:right w:w="180" w:type="dxa"/>
+            </w:tcMar>
+            <w:vAlign w:val="center"/>
+            <w:hideMark/>
+          </w:tcPr>
+          <w:p>
+            <w:r>
+              <w:t>Current studies show high accuracy (&gt;99%)</w:t>
+            </w:r>
+          </w:p>
+        </w:tc>
+        <w:tc>
+          <w:tcPr>
+            <w:tcW w:w="0" w:type="auto"/>
+            <w:tcBorders>
+              <w:top w:val="single" w:sz="6" w:space="0" w:color="auto"/>
+              <w:left w:val="single" w:sz="6" w:space="0" w:color="auto"/>
+              <w:bottom w:val="single" w:sz="6" w:space="0" w:color="auto"/>
+              <w:right w:val="single" w:sz="6" w:space="0" w:color="auto"/>
+            </w:tcBorders>
+            <w:tcMar>
+              <w:top w:w="120" w:type="dxa"/>
+              <w:left w:w="180" w:type="dxa"/>
+              <w:bottom w:w="120" w:type="dxa"/>
+              <w:right w:w="180" w:type="dxa"/>
+            </w:tcMar>
+            <w:vAlign w:val="center"/>
+            <w:hideMark/>
+          </w:tcPr>
+          <w:p>
+            <w:r>
+              <w:t>No standard XAI for providing "clinical grade" explanation</w:t>
+            </w:r>
+          </w:p>
+        </w:tc>
+      </w:tr>
+      <w:tr>
+        <w:trPr>
+          <w:tblCellSpacing w:w="15" w:type="dxa"/>
+        </w:trPr>
+        <w:tc>
+          <w:tcPr>
+            <w:tcW w:w="0" w:type="auto"/>
+            <w:tcBorders>
+              <w:top w:val="single" w:sz="6" w:space="0" w:color="auto"/>
+              <w:left w:val="single" w:sz="6" w:space="0" w:color="auto"/>
+              <w:bottom w:val="single" w:sz="6" w:space="0" w:color="auto"/>
+              <w:right w:val="single" w:sz="6" w:space="0" w:color="auto"/>
+            </w:tcBorders>
+            <w:tcMar>
+              <w:top w:w="120" w:type="dxa"/>
+              <w:left w:w="180" w:type="dxa"/>
+              <w:bottom w:w="120" w:type="dxa"/>
+              <w:right w:w="180" w:type="dxa"/>
+            </w:tcMar>
+            <w:vAlign w:val="center"/>
+            <w:hideMark/>
+          </w:tcPr>
+          <w:p>
+            <w:r>
+              <w:rPr>
+                <w:b/>
+                <w:bCs/>
+              </w:rPr>
+              <w:t>Geometry</w:t>
+            </w:r>
+          </w:p>
+        </w:tc>
+        <w:tc>
+          <w:tcPr>
+            <w:tcW w:w="0" w:type="auto"/>
+            <w:tcBorders>
+              <w:top w:val="single" w:sz="6" w:space="0" w:color="auto"/>
+              <w:left w:val="single" w:sz="6" w:space="0" w:color="auto"/>
+              <w:bottom w:val="single" w:sz="6" w:space="0" w:color="auto"/>
+              <w:right w:val="single" w:sz="6" w:space="0" w:color="auto"/>
+            </w:tcBorders>
+            <w:tcMar>
+              <w:top w:w="120" w:type="dxa"/>
+              <w:left w:w="180" w:type="dxa"/>
+              <w:bottom w:w="120" w:type="dxa"/>
+              <w:right w:w="180" w:type="dxa"/>
+            </w:tcMar>
+            <w:vAlign w:val="center"/>
+            <w:hideMark/>
+          </w:tcPr>
+          <w:p>
+            <w:r>
+              <w:t>Current works use 2D image slices</w:t>
+            </w:r>
+          </w:p>
+        </w:tc>
+        <w:tc>
+          <w:tcPr>
+            <w:tcW w:w="0" w:type="auto"/>
+            <w:tcBorders>
+              <w:top w:val="single" w:sz="6" w:space="0" w:color="auto"/>
+              <w:left w:val="single" w:sz="6" w:space="0" w:color="auto"/>
+              <w:bottom w:val="single" w:sz="6" w:space="0" w:color="auto"/>
+              <w:right w:val="single" w:sz="6" w:space="0" w:color="auto"/>
+            </w:tcBorders>
+            <w:tcMar>
+              <w:top w:w="120" w:type="dxa"/>
+              <w:left w:w="180" w:type="dxa"/>
+              <w:bottom w:w="120" w:type="dxa"/>
+              <w:right w:w="180" w:type="dxa"/>
+            </w:tcMar>
+            <w:vAlign w:val="center"/>
+            <w:hideMark/>
+          </w:tcPr>
+          <w:p>
+            <w:r>
+              <w:t>No works using 3D spatial awareness or 3D Transformers</w:t>
+            </w:r>
+          </w:p>
+        </w:tc>
+      </w:tr>
+    </w:tbl>
+    <w:p/>
     <w:sectPr>
       <w:pgSz w:w="11906" w:h="16838"/>
       <w:pgMar w:top="1440" w:right="1440" w:bottom="1440" w:left="1440" w:header="708" w:footer="708" w:gutter="0"/>
@@ -295,6 +647,163 @@
     </w:sectPr>
   </w:body>
 </w:document>
+</file>
+
+<file path=word/numbering.xml><?xml version="1.0" encoding="utf-8"?>
+<w:numbering xmlns:wpc="http://schemas.microsoft.com/office/word/2010/wordprocessingCanvas" xmlns:cx="http://schemas.microsoft.com/office/drawing/2014/chartex" xmlns:cx1="http://schemas.microsoft.com/office/drawing/2015/9/8/chartex" xmlns:cx2="http://schemas.microsoft.com/office/drawing/2015/10/21/chartex" xmlns:cx3="http://schemas.microsoft.com/office/drawing/2016/5/9/chartex" xmlns:cx4="http://schemas.microsoft.com/office/drawing/2016/5/10/chartex" xmlns:cx5="http://schemas.microsoft.com/office/drawing/2016/5/11/chartex" xmlns:cx6="http://schemas.microsoft.com/office/drawing/2016/5/12/chartex" xmlns:cx7="http://schemas.microsoft.com/office/drawing/2016/5/13/chartex" xmlns:cx8="http://schemas.microsoft.com/office/drawing/2016/5/14/chartex" xmlns:mc="http://schemas.openxmlformats.org/markup-compatibility/2006" xmlns:aink="http://schemas.microsoft.com/office/drawing/2016/ink" xmlns:am3d="http://schemas.microsoft.com/office/drawing/2017/model3d" xmlns:o="urn:schemas-microsoft-com:office:office" xmlns:oel="http://schemas.microsoft.com/office/2019/extlst" xmlns:r="http://schemas.openxmlformats.org/officeDocument/2006/relationships" xmlns:m="http://schemas.openxmlformats.org/officeDocument/2006/math" xmlns:v="urn:schemas-microsoft-com:vml" xmlns:wp14="http://schemas.microsoft.com/office/word/2010/wordprocessingDrawing" xmlns:wp="http://schemas.openxmlformats.org/drawingml/2006/wordprocessingDrawing" xmlns:w10="urn:schemas-microsoft-com:office:word" xmlns:w="http://schemas.openxmlformats.org/wordprocessingml/2006/main" xmlns:w14="http://schemas.microsoft.com/office/word/2010/wordml" xmlns:w15="http://schemas.microsoft.com/office/word/2012/wordml" xmlns:w16cex="http://schemas.microsoft.com/office/word/2018/wordml/cex" xmlns:w16cid="http://schemas.microsoft.com/office/word/2016/wordml/cid" xmlns:w16="http://schemas.microsoft.com/office/word/2018/wordml" xmlns:w16du="http://schemas.microsoft.com/office/word/2023/wordml/word16du" xmlns:w16sdtdh="http://schemas.microsoft.com/office/word/2020/wordml/sdtdatahash" xmlns:w16sdtfl="http://schemas.microsoft.com/office/word/2024/wordml/sdtformatlock" xmlns:w16se="http://schemas.microsoft.com/office/word/2015/wordml/symex" xmlns:wpg="http://schemas.microsoft.com/office/word/2010/wordprocessingGroup" xmlns:wpi="http://schemas.microsoft.com/office/word/2010/wordprocessingInk" xmlns:wne="http://schemas.microsoft.com/office/word/2006/wordml" xmlns:wps="http://schemas.microsoft.com/office/word/2010/wordprocessingShape" mc:Ignorable="w14 w15 w16se w16cid w16 w16cex w16sdtdh w16sdtfl w16du wp14">
+  <w:abstractNum w:abstractNumId="0" w15:restartNumberingAfterBreak="0">
+    <w:nsid w:val="0BED3CE9"/>
+    <w:multiLevelType w:val="multilevel"/>
+    <w:tmpl w:val="F5EE4E56"/>
+    <w:lvl w:ilvl="0">
+      <w:start w:val="1"/>
+      <w:numFmt w:val="bullet"/>
+      <w:lvlText w:val=""/>
+      <w:lvlJc w:val="left"/>
+      <w:pPr>
+        <w:tabs>
+          <w:tab w:val="num" w:pos="720"/>
+        </w:tabs>
+        <w:ind w:left="720" w:hanging="360"/>
+      </w:pPr>
+      <w:rPr>
+        <w:rFonts w:ascii="Symbol" w:hAnsi="Symbol" w:hint="default"/>
+        <w:sz w:val="20"/>
+      </w:rPr>
+    </w:lvl>
+    <w:lvl w:ilvl="1" w:tentative="1">
+      <w:start w:val="1"/>
+      <w:numFmt w:val="bullet"/>
+      <w:lvlText w:val="o"/>
+      <w:lvlJc w:val="left"/>
+      <w:pPr>
+        <w:tabs>
+          <w:tab w:val="num" w:pos="1440"/>
+        </w:tabs>
+        <w:ind w:left="1440" w:hanging="360"/>
+      </w:pPr>
+      <w:rPr>
+        <w:rFonts w:ascii="Courier New" w:hAnsi="Courier New" w:hint="default"/>
+        <w:sz w:val="20"/>
+      </w:rPr>
+    </w:lvl>
+    <w:lvl w:ilvl="2" w:tentative="1">
+      <w:start w:val="1"/>
+      <w:numFmt w:val="bullet"/>
+      <w:lvlText w:val=""/>
+      <w:lvlJc w:val="left"/>
+      <w:pPr>
+        <w:tabs>
+          <w:tab w:val="num" w:pos="2160"/>
+        </w:tabs>
+        <w:ind w:left="2160" w:hanging="360"/>
+      </w:pPr>
+      <w:rPr>
+        <w:rFonts w:ascii="Wingdings" w:hAnsi="Wingdings" w:hint="default"/>
+        <w:sz w:val="20"/>
+      </w:rPr>
+    </w:lvl>
+    <w:lvl w:ilvl="3" w:tentative="1">
+      <w:start w:val="1"/>
+      <w:numFmt w:val="bullet"/>
+      <w:lvlText w:val=""/>
+      <w:lvlJc w:val="left"/>
+      <w:pPr>
+        <w:tabs>
+          <w:tab w:val="num" w:pos="2880"/>
+        </w:tabs>
+        <w:ind w:left="2880" w:hanging="360"/>
+      </w:pPr>
+      <w:rPr>
+        <w:rFonts w:ascii="Wingdings" w:hAnsi="Wingdings" w:hint="default"/>
+        <w:sz w:val="20"/>
+      </w:rPr>
+    </w:lvl>
+    <w:lvl w:ilvl="4" w:tentative="1">
+      <w:start w:val="1"/>
+      <w:numFmt w:val="bullet"/>
+      <w:lvlText w:val=""/>
+      <w:lvlJc w:val="left"/>
+      <w:pPr>
+        <w:tabs>
+          <w:tab w:val="num" w:pos="3600"/>
+        </w:tabs>
+        <w:ind w:left="3600" w:hanging="360"/>
+      </w:pPr>
+      <w:rPr>
+        <w:rFonts w:ascii="Wingdings" w:hAnsi="Wingdings" w:hint="default"/>
+        <w:sz w:val="20"/>
+      </w:rPr>
+    </w:lvl>
+    <w:lvl w:ilvl="5" w:tentative="1">
+      <w:start w:val="1"/>
+      <w:numFmt w:val="bullet"/>
+      <w:lvlText w:val=""/>
+      <w:lvlJc w:val="left"/>
+      <w:pPr>
+        <w:tabs>
+          <w:tab w:val="num" w:pos="4320"/>
+        </w:tabs>
+        <w:ind w:left="4320" w:hanging="360"/>
+      </w:pPr>
+      <w:rPr>
+        <w:rFonts w:ascii="Wingdings" w:hAnsi="Wingdings" w:hint="default"/>
+        <w:sz w:val="20"/>
+      </w:rPr>
+    </w:lvl>
+    <w:lvl w:ilvl="6" w:tentative="1">
+      <w:start w:val="1"/>
+      <w:numFmt w:val="bullet"/>
+      <w:lvlText w:val=""/>
+      <w:lvlJc w:val="left"/>
+      <w:pPr>
+        <w:tabs>
+          <w:tab w:val="num" w:pos="5040"/>
+        </w:tabs>
+        <w:ind w:left="5040" w:hanging="360"/>
+      </w:pPr>
+      <w:rPr>
+        <w:rFonts w:ascii="Wingdings" w:hAnsi="Wingdings" w:hint="default"/>
+        <w:sz w:val="20"/>
+      </w:rPr>
+    </w:lvl>
+    <w:lvl w:ilvl="7" w:tentative="1">
+      <w:start w:val="1"/>
+      <w:numFmt w:val="bullet"/>
+      <w:lvlText w:val=""/>
+      <w:lvlJc w:val="left"/>
+      <w:pPr>
+        <w:tabs>
+          <w:tab w:val="num" w:pos="5760"/>
+        </w:tabs>
+        <w:ind w:left="5760" w:hanging="360"/>
+      </w:pPr>
+      <w:rPr>
+        <w:rFonts w:ascii="Wingdings" w:hAnsi="Wingdings" w:hint="default"/>
+        <w:sz w:val="20"/>
+      </w:rPr>
+    </w:lvl>
+    <w:lvl w:ilvl="8" w:tentative="1">
+      <w:start w:val="1"/>
+      <w:numFmt w:val="bullet"/>
+      <w:lvlText w:val=""/>
+      <w:lvlJc w:val="left"/>
+      <w:pPr>
+        <w:tabs>
+          <w:tab w:val="num" w:pos="6480"/>
+        </w:tabs>
+        <w:ind w:left="6480" w:hanging="360"/>
+      </w:pPr>
+      <w:rPr>
+        <w:rFonts w:ascii="Wingdings" w:hAnsi="Wingdings" w:hint="default"/>
+        <w:sz w:val="20"/>
+      </w:rPr>
+    </w:lvl>
+  </w:abstractNum>
+  <w:num w:numId="1" w16cid:durableId="1593857315">
+    <w:abstractNumId w:val="0"/>
+  </w:num>
+</w:numbering>
 </file>
 
 <file path=word/styles.xml><?xml version="1.0" encoding="utf-8"?>
@@ -697,6 +1206,12 @@
   <w:style w:type="paragraph" w:default="1" w:styleId="Normal">
     <w:name w:val="Normal"/>
     <w:qFormat/>
+    <w:rsid w:val="0002291F"/>
+    <w:rPr>
+      <w:rFonts w:eastAsiaTheme="minorEastAsia" w:cs="Times New Roman"/>
+      <w:lang w:val="en-PK" w:eastAsia="en-PK"/>
+      <w14:ligatures w14:val="none"/>
+    </w:rPr>
   </w:style>
   <w:style w:type="paragraph" w:styleId="Heading1">
     <w:name w:val="heading 1"/>
@@ -900,7 +1415,6 @@
   <w:style w:type="character" w:default="1" w:styleId="DefaultParagraphFont">
     <w:name w:val="Default Paragraph Font"/>
     <w:uiPriority w:val="1"/>
-    <w:semiHidden/>
     <w:unhideWhenUsed/>
   </w:style>
   <w:style w:type="table" w:default="1" w:styleId="TableNormal">

--- a/Research gap analysis.docx
+++ b/Research gap analysis.docx
@@ -3,642 +3,207 @@
 <w:document xmlns:wpc="http://schemas.microsoft.com/office/word/2010/wordprocessingCanvas" xmlns:cx="http://schemas.microsoft.com/office/drawing/2014/chartex" xmlns:cx1="http://schemas.microsoft.com/office/drawing/2015/9/8/chartex" xmlns:cx2="http://schemas.microsoft.com/office/drawing/2015/10/21/chartex" xmlns:cx3="http://schemas.microsoft.com/office/drawing/2016/5/9/chartex" xmlns:cx4="http://schemas.microsoft.com/office/drawing/2016/5/10/chartex" xmlns:cx5="http://schemas.microsoft.com/office/drawing/2016/5/11/chartex" xmlns:cx6="http://schemas.microsoft.com/office/drawing/2016/5/12/chartex" xmlns:cx7="http://schemas.microsoft.com/office/drawing/2016/5/13/chartex" xmlns:cx8="http://schemas.microsoft.com/office/drawing/2016/5/14/chartex" xmlns:mc="http://schemas.openxmlformats.org/markup-compatibility/2006" xmlns:aink="http://schemas.microsoft.com/office/drawing/2016/ink" xmlns:am3d="http://schemas.microsoft.com/office/drawing/2017/model3d" xmlns:o="urn:schemas-microsoft-com:office:office" xmlns:oel="http://schemas.microsoft.com/office/2019/extlst" xmlns:r="http://schemas.openxmlformats.org/officeDocument/2006/relationships" xmlns:m="http://schemas.openxmlformats.org/officeDocument/2006/math" xmlns:v="urn:schemas-microsoft-com:vml" xmlns:wp14="http://schemas.microsoft.com/office/word/2010/wordprocessingDrawing" xmlns:wp="http://schemas.openxmlformats.org/drawingml/2006/wordprocessingDrawing" xmlns:w10="urn:schemas-microsoft-com:office:word" xmlns:w="http://schemas.openxmlformats.org/wordprocessingml/2006/main" xmlns:w14="http://schemas.microsoft.com/office/word/2010/wordml" xmlns:w15="http://schemas.microsoft.com/office/word/2012/wordml" xmlns:w16cex="http://schemas.microsoft.com/office/word/2018/wordml/cex" xmlns:w16cid="http://schemas.microsoft.com/office/word/2016/wordml/cid" xmlns:w16="http://schemas.microsoft.com/office/word/2018/wordml" xmlns:w16du="http://schemas.microsoft.com/office/word/2023/wordml/word16du" xmlns:w16sdtdh="http://schemas.microsoft.com/office/word/2020/wordml/sdtdatahash" xmlns:w16sdtfl="http://schemas.microsoft.com/office/word/2024/wordml/sdtformatlock" xmlns:w16se="http://schemas.microsoft.com/office/word/2015/wordml/symex" xmlns:wpg="http://schemas.microsoft.com/office/word/2010/wordprocessingGroup" xmlns:wpi="http://schemas.microsoft.com/office/word/2010/wordprocessingInk" xmlns:wne="http://schemas.microsoft.com/office/word/2006/wordml" xmlns:wps="http://schemas.microsoft.com/office/word/2010/wordprocessingShape" mc:Ignorable="w14 w15 w16se w16cid w16 w16cex w16sdtdh w16sdtfl w16du wp14">
   <w:body>
     <w:p>
-      <w:pPr>
-        <w:rPr>
-          <w:b/>
-          <w:bCs/>
-        </w:rPr>
-      </w:pPr>
-      <w:r>
-        <w:t>1.</w:t>
-      </w:r>
-      <w:r>
-        <w:rPr>
-          <w:b/>
-          <w:bCs/>
-        </w:rPr>
-        <w:t xml:space="preserve"> </w:t>
-      </w:r>
-      <w:r>
-        <w:rPr>
-          <w:b/>
-          <w:bCs/>
-        </w:rPr>
-        <w:t>Data Scarcity and "Small Data" Dilemma</w:t>
-      </w:r>
-    </w:p>
-    <w:p>
-      <w:r>
-        <w:t xml:space="preserve"> Both "small data" issues and limitations of data sources will pose issues when developing deep learning models with respect to training deep learning models on the medical data. Source Reference: The following studies all pointed out that there are limitations with training deep networks on small amounts of medical data.</w:t>
-      </w:r>
-    </w:p>
-    <w:p>
-      <w:r>
-        <w:t>. There is limited research related to meta-learning or transfer learning methods that account for "small data," and therefore, are unable to adapt to the small data set without overfitting the models to the synthetic noise from the database.</w:t>
-      </w:r>
-    </w:p>
-    <w:p>
-      <w:r>
-        <w:t>. You might want to see how well an artificial deep neural network trained on synthetic data will generalize to the larger number of real data sources as examined in the publication LCGANT.</w:t>
+      <w:r>
+        <w:t>•</w:t>
+      </w:r>
+      <w:r>
+        <w:tab/>
+        <w:t>Old Reference Datasets: Many of the main reference datasets for the classification of nodules over the last 10 years have been created from using CT scanners that were designed to use older technology than what is commonly used in hospitals today. Therefore, these datasets do not accurately represent the types of nodules that may be annotated today.</w:t>
       </w:r>
     </w:p>
     <w:p/>
     <w:p>
-      <w:pPr>
-        <w:rPr>
-          <w:b/>
-          <w:bCs/>
-        </w:rPr>
-      </w:pPr>
-      <w:r>
-        <w:t>2.</w:t>
-      </w:r>
-      <w:r>
-        <w:rPr>
-          <w:b/>
-          <w:bCs/>
-        </w:rPr>
-        <w:t xml:space="preserve"> </w:t>
-      </w:r>
-      <w:r>
-        <w:rPr>
-          <w:b/>
-          <w:bCs/>
-        </w:rPr>
-        <w:t>Integration and "Siloed" Data Modalities</w:t>
-      </w:r>
-    </w:p>
-    <w:p>
-      <w:r>
-        <w:t xml:space="preserve"> Clinical data comes from a variety of modalities (including medical and biological data, and clinical risk factors). However, many studies only utilize one type of data (e.g., clinical, imaging, molecular). Current models have a "silo" approach to this data, and as a result, do not capture the complexity of biological systems. Specifically, there are no models that look at how the data from different modalities relate to one another. You could build on the late fusion model discussed in the above paper by exploring "early fusion" and determining if the model is able to identify deeper relationships between molecular data (e.g. gene expression) and structural data (e.g. imaging of </w:t>
+      <w:r>
+        <w:t>•</w:t>
+      </w:r>
+      <w:r>
+        <w:tab/>
+        <w:t>Manual Annotation Bottlenecks: Annotating 3D CT images with precision (i.e., pixel-level) is an extremely "tedious" task for most radiologists and does not scale readily to the huge databases that will be needed for developing deep learning models of nodules.</w:t>
+      </w:r>
+    </w:p>
+    <w:p/>
+    <w:p>
+      <w:r>
+        <w:t>•</w:t>
+      </w:r>
+      <w:r>
+        <w:tab/>
+        <w:t>LACK of Pathology Validation: Many of the historical datasets on which a lot of previous research has been based have relied on claims made by treating physicians as to what constitutes a nodule (i.e., how a nodule was calculated), without requiring definitive pathology verification for ground-truth purposes.</w:t>
+      </w:r>
+    </w:p>
+    <w:p/>
+    <w:p>
+      <w:r>
+        <w:t>•</w:t>
+      </w:r>
+      <w:r>
+        <w:tab/>
+        <w:t>NO Temporal Data: Most current systems that have been developed for classification of nodules prepare images to review only at one point in time, ignoring the temporal aspects of the nodule in question as changes occur over time due to the dynamic nature of nodules.</w:t>
+      </w:r>
+    </w:p>
+    <w:p/>
+    <w:p>
+      <w:r>
+        <w:t>•</w:t>
+      </w:r>
+      <w:r>
+        <w:tab/>
+        <w:t xml:space="preserve">Inconsistent </w:t>
       </w:r>
       <w:proofErr w:type="spellStart"/>
       <w:r>
+        <w:t>Labeling</w:t>
+      </w:r>
+      <w:proofErr w:type="spellEnd"/>
+      <w:r>
+        <w:t>: Most historical datasets lack quality detailed pixel-level labels for anatomy as well as high levels of variability among radiologists as to the definition of the term "nodule".</w:t>
+      </w:r>
+    </w:p>
+    <w:p>
+      <w:r>
+        <w:t>The Black Box Barrier – Traditional deep learning models trail a significant lack of transparency, often creating doubt and distrust for clinicians who want to understand how the model predicted results.</w:t>
+      </w:r>
+    </w:p>
+    <w:p/>
+    <w:p>
+      <w:r>
+        <w:t>Weak Attribution of Clinical Features – Most algorithms used to predict malignancy cannot assign strong attributions to features that are routinely employed by clinicians (e.g. spiculation, lobulation) within their scoring systems.</w:t>
+      </w:r>
+    </w:p>
+    <w:p/>
+    <w:p>
+      <w:r>
+        <w:t xml:space="preserve">Subjectivity and Variability – Manual assessment and grading of features at the micro level produce substantial subjectivity and inter-observer variability (i.e. relatively few clinicians have the same opinion regarding an individual </w:t>
+      </w:r>
+      <w:proofErr w:type="spellStart"/>
+      <w:r>
         <w:t>tumor</w:t>
       </w:r>
       <w:proofErr w:type="spellEnd"/>
       <w:r>
-        <w:t xml:space="preserve"> morphology).</w:t>
-      </w:r>
-    </w:p>
-    <w:p>
-      <w:r>
-        <w:t>3. Explainability and the Black Box Problem</w:t>
+        <w:t>).</w:t>
       </w:r>
     </w:p>
     <w:p/>
     <w:p>
       <w:r>
-        <w:t>When it comes to explaining how an AI system generates results, one major hurdle is that there's still a lack of research on the incorporation of explainable AI (XAI) techniques into AI models used for clinical decision-making. As such, even when there appear to be models with high accuracy levels (~98-100%) published in the medical literature, these models cannot be deemed trustworthy based solely on those reported accuracies.</w:t>
+        <w:t>Mismatch Between Automated Systems and Clinical Practice – Most automated systems classify nodules as though they occur in complete isolation; however, it would be much more clinically relevant for physicians to diagnose nodules while considering the overall clinical context of the patient.</w:t>
       </w:r>
     </w:p>
     <w:p/>
     <w:p>
       <w:r>
-        <w:t xml:space="preserve">• You identified the gap in research literature regarding XAI within publication of AI models for clinical use is that prior studies generally do not include the use of multiple XAI methods (for example, LIME, SHAP, Grad-CAM) to </w:t>
+        <w:t>In addition to unequal access, there are several technical and methodological constraints limiting the effective use of biomarker testing in everyday cancer practice. Generalizability and the diversity of the populations in the database used to train models present a significant challenge for the application of results from research. Most cancer studies are designed to only use datasets from North America; therefore, any findings resulting from these studies may not easily translate to other regions due to the variety of risks and conditions throughout the world. The performance of models is reduced in cases where there is variability in the scanner type or protocol employed at the different institutions that the models were validated against.</w:t>
+      </w:r>
+      <w:r>
+        <w:t>•</w:t>
+      </w:r>
+      <w:r>
+        <w:tab/>
+      </w:r>
+      <w:r>
+        <w:t>Imbalance between classes: In clinical datasets, the number of instances of benign disease is relatively low compared to the number of instances of malignant or recurrent disease, which poses a challenge because it will skew your models and decrease model sensitivity to these important cases.</w:t>
+      </w:r>
+    </w:p>
+    <w:p/>
+    <w:p>
+      <w:r>
+        <w:t>• Complexity versus Efficiency of Computation: Advanced quantitative imaging techniques require substantial computational resources to implement, which makes it difficult to implement these techniques in low-resources or low-latency clinical environments because of the computational burden associated with those operations.</w:t>
+      </w:r>
+    </w:p>
+    <w:p/>
+    <w:p>
+      <w:r>
+        <w:t xml:space="preserve">• Challenges in </w:t>
+      </w:r>
+      <w:proofErr w:type="spellStart"/>
+      <w:r>
+        <w:t>Modeling</w:t>
+      </w:r>
+      <w:proofErr w:type="spellEnd"/>
+      <w:r>
+        <w:t xml:space="preserve"> and Segmentation: Most of the models used in this domain provide inadequate full 3D information as they represent only 2D images. The algorithms that are typically used for </w:t>
+      </w:r>
+      <w:proofErr w:type="spellStart"/>
+      <w:r>
+        <w:t>modeling</w:t>
+      </w:r>
+      <w:proofErr w:type="spellEnd"/>
+      <w:r>
+        <w:t xml:space="preserve"> tend to smooth out important features that are common in the data (spiculated patterns of tissue) and may treat these common features as outliers or less frequently occurring.</w:t>
+      </w:r>
+    </w:p>
+    <w:p/>
+    <w:p>
+      <w:r>
+        <w:t>Future Research Directions</w:t>
+      </w:r>
+    </w:p>
+    <w:p/>
+    <w:p>
+      <w:r>
+        <w:t xml:space="preserve">1. Hybrid Models: Investigate ways to integrate the spatial feature extraction capabilities of </w:t>
+      </w:r>
+      <w:proofErr w:type="spellStart"/>
+      <w:r>
+        <w:t>ConvNets</w:t>
+      </w:r>
+      <w:proofErr w:type="spellEnd"/>
+      <w:r>
+        <w:t xml:space="preserve">, which provide contextual information at a local point in time (in the spatial </w:t>
+      </w:r>
+      <w:r>
+        <w:lastRenderedPageBreak/>
+        <w:t xml:space="preserve">domain), with the global context of Transformer models and temporal networks of </w:t>
+      </w:r>
+      <w:proofErr w:type="spellStart"/>
+      <w:r>
+        <w:t>RNNs</w:t>
+      </w:r>
+      <w:proofErr w:type="spellEnd"/>
+      <w:r>
+        <w:t>.</w:t>
+      </w:r>
+    </w:p>
+    <w:p/>
+    <w:p>
+      <w:r>
+        <w:t>2. Semi-Automated Systems: Explore the development of semi-automated processes that create a reproducible, efficient means of generating large image datasets, allowing radiologists to spend less time generating these datasets and allowing them to maintain their current level of productivity while better utilizing their time in performing clinical tasks.</w:t>
+      </w:r>
+    </w:p>
+    <w:p>
+      <w:r>
+        <w:t xml:space="preserve">Explore the use of genomics, clinical characteristics, and a subject's habits (i.e. smoking history or </w:t>
       </w:r>
       <w:proofErr w:type="gramStart"/>
       <w:r>
-        <w:t>compare and contrast</w:t>
+        <w:t>current status</w:t>
       </w:r>
       <w:proofErr w:type="gramEnd"/>
       <w:r>
-        <w:t xml:space="preserve"> which provides the most clinically relevant insight for radiologists in clinical practice.</w:t>
+        <w:t>) with histopathology to enhance the precision of evaluating the risk of a particular pathology.</w:t>
       </w:r>
     </w:p>
     <w:p/>
     <w:p>
       <w:r>
-        <w:t>4. Operational Challenges: Security vs. Real-time Use</w:t>
+        <w:t xml:space="preserve">Develop better techniques to provide clinicians with detailed output from predictive modelling processes (e.g. view the results at a pixel level) so that clinicians can better understand what </w:t>
+      </w:r>
+      <w:proofErr w:type="gramStart"/>
+      <w:r>
+        <w:t>are the significant determinants in this assessment</w:t>
+      </w:r>
+      <w:proofErr w:type="gramEnd"/>
+      <w:r>
+        <w:t>.</w:t>
       </w:r>
     </w:p>
     <w:p/>
     <w:p>
       <w:r>
-        <w:t xml:space="preserve">Patients receiving care in hospitals today expect their medical information to </w:t>
-      </w:r>
-      <w:proofErr w:type="gramStart"/>
-      <w:r>
-        <w:t>be secure at all times</w:t>
-      </w:r>
-      <w:proofErr w:type="gramEnd"/>
-      <w:r>
-        <w:t>. Unfortunately, while using blockchain technology has many security benefits, there are trade-offs in efficiency when looking at how quickly an AI-powered diagnosis can be delivered to a clinical user.</w:t>
-      </w:r>
-    </w:p>
-    <w:p/>
-    <w:p>
-      <w:r>
-        <w:t>• There is little research that addresses the latency and computational overhead incurred by blockchain and encryption in a real-time clinical or hospital environment.</w:t>
-      </w:r>
-    </w:p>
-    <w:p/>
-    <w:p>
-      <w:r>
-        <w:t>• You could also investigate the trade-off between the amount of encryption/blockchain security provided by the model and the time required for clinicians to receive the AI-generated diagnosis.</w:t>
-      </w:r>
-    </w:p>
-    <w:p>
-      <w:pPr>
-        <w:rPr>
-          <w:b/>
-          <w:bCs/>
-        </w:rPr>
-      </w:pPr>
-      <w:r>
-        <w:rPr>
-          <w:b/>
-          <w:bCs/>
-        </w:rPr>
-        <w:t>5. 2D vs. 3D Awareness</w:t>
-      </w:r>
-    </w:p>
-    <w:p>
-      <w:r>
-        <w:t xml:space="preserve">(1) A lot of 2D CT slices are still used in models. (2) The identified gap is that you could miss some of the important features associated with a 3D </w:t>
-      </w:r>
-      <w:proofErr w:type="spellStart"/>
-      <w:r>
-        <w:t>tumor</w:t>
-      </w:r>
-      <w:proofErr w:type="spellEnd"/>
-      <w:r>
-        <w:t xml:space="preserve"> when using only 2D slices, which would lead to the misclassification of the </w:t>
-      </w:r>
-      <w:proofErr w:type="spellStart"/>
-      <w:r>
-        <w:t>tumor</w:t>
-      </w:r>
-      <w:proofErr w:type="spellEnd"/>
-      <w:r>
-        <w:t xml:space="preserve">. (3) The opportunity for the project is to see if the </w:t>
-      </w:r>
-      <w:proofErr w:type="spellStart"/>
-      <w:r>
-        <w:t>ViT</w:t>
-      </w:r>
-      <w:proofErr w:type="spellEnd"/>
-      <w:r>
-        <w:t xml:space="preserve"> architecture utilizing the 3D-VNet or 3D-ResNet framework will be better at handling long-range 3D dependencies in the </w:t>
-      </w:r>
-      <w:proofErr w:type="spellStart"/>
-      <w:r>
-        <w:t>ViT</w:t>
-      </w:r>
-      <w:proofErr w:type="spellEnd"/>
-      <w:r>
-        <w:t xml:space="preserve"> model as compared to standard 3D CNN.</w:t>
-      </w:r>
-    </w:p>
-    <w:p>
-      <w:r>
-        <w:rPr>
-          <w:b/>
-          <w:bCs/>
-        </w:rPr>
-        <w:t>Table Summarizing Gaps</w:t>
-      </w:r>
-    </w:p>
-    <w:tbl>
-      <w:tblPr>
-        <w:tblW w:w="0" w:type="auto"/>
-        <w:tblCellSpacing w:w="15" w:type="dxa"/>
-        <w:tblCellMar>
-          <w:left w:w="0" w:type="dxa"/>
-          <w:right w:w="0" w:type="dxa"/>
-        </w:tblCellMar>
-        <w:tblLook w:val="04A0" w:firstRow="1" w:lastRow="0" w:firstColumn="1" w:lastColumn="0" w:noHBand="0" w:noVBand="1"/>
-      </w:tblPr>
-      <w:tblGrid>
-        <w:gridCol w:w="1558"/>
-        <w:gridCol w:w="3056"/>
-        <w:gridCol w:w="4396"/>
-      </w:tblGrid>
-      <w:tr>
-        <w:trPr>
-          <w:tblHeader/>
-          <w:tblCellSpacing w:w="15" w:type="dxa"/>
-        </w:trPr>
-        <w:tc>
-          <w:tcPr>
-            <w:tcW w:w="0" w:type="auto"/>
-            <w:tcBorders>
-              <w:top w:val="single" w:sz="6" w:space="0" w:color="auto"/>
-              <w:left w:val="single" w:sz="6" w:space="0" w:color="auto"/>
-              <w:bottom w:val="single" w:sz="6" w:space="0" w:color="auto"/>
-              <w:right w:val="single" w:sz="6" w:space="0" w:color="auto"/>
-            </w:tcBorders>
-            <w:tcMar>
-              <w:top w:w="120" w:type="dxa"/>
-              <w:left w:w="180" w:type="dxa"/>
-              <w:bottom w:w="120" w:type="dxa"/>
-              <w:right w:w="180" w:type="dxa"/>
-            </w:tcMar>
-            <w:vAlign w:val="center"/>
-            <w:hideMark/>
-          </w:tcPr>
-          <w:p>
-            <w:r>
-              <w:rPr>
-                <w:b/>
-                <w:bCs/>
-              </w:rPr>
-              <w:t>Focus Area</w:t>
-            </w:r>
-          </w:p>
-        </w:tc>
-        <w:tc>
-          <w:tcPr>
-            <w:tcW w:w="0" w:type="auto"/>
-            <w:tcBorders>
-              <w:top w:val="single" w:sz="6" w:space="0" w:color="auto"/>
-              <w:left w:val="single" w:sz="6" w:space="0" w:color="auto"/>
-              <w:bottom w:val="single" w:sz="6" w:space="0" w:color="auto"/>
-              <w:right w:val="single" w:sz="6" w:space="0" w:color="auto"/>
-            </w:tcBorders>
-            <w:tcMar>
-              <w:top w:w="120" w:type="dxa"/>
-              <w:left w:w="180" w:type="dxa"/>
-              <w:bottom w:w="120" w:type="dxa"/>
-              <w:right w:w="180" w:type="dxa"/>
-            </w:tcMar>
-            <w:vAlign w:val="center"/>
-            <w:hideMark/>
-          </w:tcPr>
-          <w:p>
-            <w:r>
-              <w:rPr>
-                <w:b/>
-                <w:bCs/>
-              </w:rPr>
-              <w:t>Current Methods used in Papers</w:t>
-            </w:r>
-          </w:p>
-        </w:tc>
-        <w:tc>
-          <w:tcPr>
-            <w:tcW w:w="0" w:type="auto"/>
-            <w:tcBorders>
-              <w:top w:val="single" w:sz="6" w:space="0" w:color="auto"/>
-              <w:left w:val="single" w:sz="6" w:space="0" w:color="auto"/>
-              <w:bottom w:val="single" w:sz="6" w:space="0" w:color="auto"/>
-              <w:right w:val="single" w:sz="6" w:space="0" w:color="auto"/>
-            </w:tcBorders>
-            <w:tcMar>
-              <w:top w:w="120" w:type="dxa"/>
-              <w:left w:w="180" w:type="dxa"/>
-              <w:bottom w:w="120" w:type="dxa"/>
-              <w:right w:w="180" w:type="dxa"/>
-            </w:tcMar>
-            <w:vAlign w:val="center"/>
-            <w:hideMark/>
-          </w:tcPr>
-          <w:p>
-            <w:r>
-              <w:rPr>
-                <w:b/>
-                <w:bCs/>
-              </w:rPr>
-              <w:t>Gap in Research Data Type</w:t>
-            </w:r>
-          </w:p>
-        </w:tc>
-      </w:tr>
-      <w:tr>
-        <w:trPr>
-          <w:tblCellSpacing w:w="15" w:type="dxa"/>
-        </w:trPr>
-        <w:tc>
-          <w:tcPr>
-            <w:tcW w:w="0" w:type="auto"/>
-            <w:tcBorders>
-              <w:top w:val="single" w:sz="6" w:space="0" w:color="auto"/>
-              <w:left w:val="single" w:sz="6" w:space="0" w:color="auto"/>
-              <w:bottom w:val="single" w:sz="6" w:space="0" w:color="auto"/>
-              <w:right w:val="single" w:sz="6" w:space="0" w:color="auto"/>
-            </w:tcBorders>
-            <w:tcMar>
-              <w:top w:w="120" w:type="dxa"/>
-              <w:left w:w="180" w:type="dxa"/>
-              <w:bottom w:w="120" w:type="dxa"/>
-              <w:right w:w="180" w:type="dxa"/>
-            </w:tcMar>
-            <w:vAlign w:val="center"/>
-            <w:hideMark/>
-          </w:tcPr>
-          <w:p>
-            <w:r>
-              <w:rPr>
-                <w:b/>
-                <w:bCs/>
-              </w:rPr>
-              <w:t>Data Type</w:t>
-            </w:r>
-          </w:p>
-        </w:tc>
-        <w:tc>
-          <w:tcPr>
-            <w:tcW w:w="0" w:type="auto"/>
-            <w:tcBorders>
-              <w:top w:val="single" w:sz="6" w:space="0" w:color="auto"/>
-              <w:left w:val="single" w:sz="6" w:space="0" w:color="auto"/>
-              <w:bottom w:val="single" w:sz="6" w:space="0" w:color="auto"/>
-              <w:right w:val="single" w:sz="6" w:space="0" w:color="auto"/>
-            </w:tcBorders>
-            <w:tcMar>
-              <w:top w:w="120" w:type="dxa"/>
-              <w:left w:w="180" w:type="dxa"/>
-              <w:bottom w:w="120" w:type="dxa"/>
-              <w:right w:w="180" w:type="dxa"/>
-            </w:tcMar>
-            <w:vAlign w:val="center"/>
-            <w:hideMark/>
-          </w:tcPr>
-          <w:p>
-            <w:r>
-              <w:t>Currently only use single multi-modal images or genes</w:t>
-            </w:r>
-          </w:p>
-        </w:tc>
-        <w:tc>
-          <w:tcPr>
-            <w:tcW w:w="0" w:type="auto"/>
-            <w:tcBorders>
-              <w:top w:val="single" w:sz="6" w:space="0" w:color="auto"/>
-              <w:left w:val="single" w:sz="6" w:space="0" w:color="auto"/>
-              <w:bottom w:val="single" w:sz="6" w:space="0" w:color="auto"/>
-              <w:right w:val="single" w:sz="6" w:space="0" w:color="auto"/>
-            </w:tcBorders>
-            <w:tcMar>
-              <w:top w:w="120" w:type="dxa"/>
-              <w:left w:w="180" w:type="dxa"/>
-              <w:bottom w:w="120" w:type="dxa"/>
-              <w:right w:w="180" w:type="dxa"/>
-            </w:tcMar>
-            <w:vAlign w:val="center"/>
-            <w:hideMark/>
-          </w:tcPr>
-          <w:p>
-            <w:r>
-              <w:t>Multi-</w:t>
-            </w:r>
-            <w:proofErr w:type="spellStart"/>
-            <w:r>
-              <w:t>Omic</w:t>
-            </w:r>
-            <w:proofErr w:type="spellEnd"/>
-            <w:r>
-              <w:t xml:space="preserve"> + Image Fusion type of data combining all modalities</w:t>
-            </w:r>
-          </w:p>
-        </w:tc>
-      </w:tr>
-      <w:tr>
-        <w:trPr>
-          <w:tblCellSpacing w:w="15" w:type="dxa"/>
-        </w:trPr>
-        <w:tc>
-          <w:tcPr>
-            <w:tcW w:w="0" w:type="auto"/>
-            <w:tcBorders>
-              <w:top w:val="single" w:sz="6" w:space="0" w:color="auto"/>
-              <w:left w:val="single" w:sz="6" w:space="0" w:color="auto"/>
-              <w:bottom w:val="single" w:sz="6" w:space="0" w:color="auto"/>
-              <w:right w:val="single" w:sz="6" w:space="0" w:color="auto"/>
-            </w:tcBorders>
-            <w:tcMar>
-              <w:top w:w="120" w:type="dxa"/>
-              <w:left w:w="180" w:type="dxa"/>
-              <w:bottom w:w="120" w:type="dxa"/>
-              <w:right w:w="180" w:type="dxa"/>
-            </w:tcMar>
-            <w:vAlign w:val="center"/>
-            <w:hideMark/>
-          </w:tcPr>
-          <w:p>
-            <w:r>
-              <w:rPr>
-                <w:b/>
-                <w:bCs/>
-              </w:rPr>
-              <w:t>Security</w:t>
-            </w:r>
-          </w:p>
-        </w:tc>
-        <w:tc>
-          <w:tcPr>
-            <w:tcW w:w="0" w:type="auto"/>
-            <w:tcBorders>
-              <w:top w:val="single" w:sz="6" w:space="0" w:color="auto"/>
-              <w:left w:val="single" w:sz="6" w:space="0" w:color="auto"/>
-              <w:bottom w:val="single" w:sz="6" w:space="0" w:color="auto"/>
-              <w:right w:val="single" w:sz="6" w:space="0" w:color="auto"/>
-            </w:tcBorders>
-            <w:tcMar>
-              <w:top w:w="120" w:type="dxa"/>
-              <w:left w:w="180" w:type="dxa"/>
-              <w:bottom w:w="120" w:type="dxa"/>
-              <w:right w:w="180" w:type="dxa"/>
-            </w:tcMar>
-            <w:vAlign w:val="center"/>
-            <w:hideMark/>
-          </w:tcPr>
-          <w:p>
-            <w:r>
-              <w:t>Currently, blockchain is only being used to secure metadata</w:t>
-            </w:r>
-          </w:p>
-        </w:tc>
-        <w:tc>
-          <w:tcPr>
-            <w:tcW w:w="0" w:type="auto"/>
-            <w:tcBorders>
-              <w:top w:val="single" w:sz="6" w:space="0" w:color="auto"/>
-              <w:left w:val="single" w:sz="6" w:space="0" w:color="auto"/>
-              <w:bottom w:val="single" w:sz="6" w:space="0" w:color="auto"/>
-              <w:right w:val="single" w:sz="6" w:space="0" w:color="auto"/>
-            </w:tcBorders>
-            <w:tcMar>
-              <w:top w:w="120" w:type="dxa"/>
-              <w:left w:w="180" w:type="dxa"/>
-              <w:bottom w:w="120" w:type="dxa"/>
-              <w:right w:w="180" w:type="dxa"/>
-            </w:tcMar>
-            <w:vAlign w:val="center"/>
-            <w:hideMark/>
-          </w:tcPr>
-          <w:p>
-            <w:r>
-              <w:t>Current information is not about how blockchain may affect performance for real-time diagnostics</w:t>
-            </w:r>
-          </w:p>
-        </w:tc>
-      </w:tr>
-      <w:tr>
-        <w:trPr>
-          <w:tblCellSpacing w:w="15" w:type="dxa"/>
-        </w:trPr>
-        <w:tc>
-          <w:tcPr>
-            <w:tcW w:w="0" w:type="auto"/>
-            <w:tcBorders>
-              <w:top w:val="single" w:sz="6" w:space="0" w:color="auto"/>
-              <w:left w:val="single" w:sz="6" w:space="0" w:color="auto"/>
-              <w:bottom w:val="single" w:sz="6" w:space="0" w:color="auto"/>
-              <w:right w:val="single" w:sz="6" w:space="0" w:color="auto"/>
-            </w:tcBorders>
-            <w:tcMar>
-              <w:top w:w="120" w:type="dxa"/>
-              <w:left w:w="180" w:type="dxa"/>
-              <w:bottom w:w="120" w:type="dxa"/>
-              <w:right w:w="180" w:type="dxa"/>
-            </w:tcMar>
-            <w:vAlign w:val="center"/>
-            <w:hideMark/>
-          </w:tcPr>
-          <w:p>
-            <w:r>
-              <w:rPr>
-                <w:b/>
-                <w:bCs/>
-              </w:rPr>
-              <w:lastRenderedPageBreak/>
-              <w:t>Trust</w:t>
-            </w:r>
-          </w:p>
-        </w:tc>
-        <w:tc>
-          <w:tcPr>
-            <w:tcW w:w="0" w:type="auto"/>
-            <w:tcBorders>
-              <w:top w:val="single" w:sz="6" w:space="0" w:color="auto"/>
-              <w:left w:val="single" w:sz="6" w:space="0" w:color="auto"/>
-              <w:bottom w:val="single" w:sz="6" w:space="0" w:color="auto"/>
-              <w:right w:val="single" w:sz="6" w:space="0" w:color="auto"/>
-            </w:tcBorders>
-            <w:tcMar>
-              <w:top w:w="120" w:type="dxa"/>
-              <w:left w:w="180" w:type="dxa"/>
-              <w:bottom w:w="120" w:type="dxa"/>
-              <w:right w:w="180" w:type="dxa"/>
-            </w:tcMar>
-            <w:vAlign w:val="center"/>
-            <w:hideMark/>
-          </w:tcPr>
-          <w:p>
-            <w:r>
-              <w:t>Current studies show high accuracy (&gt;99%)</w:t>
-            </w:r>
-          </w:p>
-        </w:tc>
-        <w:tc>
-          <w:tcPr>
-            <w:tcW w:w="0" w:type="auto"/>
-            <w:tcBorders>
-              <w:top w:val="single" w:sz="6" w:space="0" w:color="auto"/>
-              <w:left w:val="single" w:sz="6" w:space="0" w:color="auto"/>
-              <w:bottom w:val="single" w:sz="6" w:space="0" w:color="auto"/>
-              <w:right w:val="single" w:sz="6" w:space="0" w:color="auto"/>
-            </w:tcBorders>
-            <w:tcMar>
-              <w:top w:w="120" w:type="dxa"/>
-              <w:left w:w="180" w:type="dxa"/>
-              <w:bottom w:w="120" w:type="dxa"/>
-              <w:right w:w="180" w:type="dxa"/>
-            </w:tcMar>
-            <w:vAlign w:val="center"/>
-            <w:hideMark/>
-          </w:tcPr>
-          <w:p>
-            <w:r>
-              <w:t>No standard XAI for providing "clinical grade" explanation</w:t>
-            </w:r>
-          </w:p>
-        </w:tc>
-      </w:tr>
-      <w:tr>
-        <w:trPr>
-          <w:tblCellSpacing w:w="15" w:type="dxa"/>
-        </w:trPr>
-        <w:tc>
-          <w:tcPr>
-            <w:tcW w:w="0" w:type="auto"/>
-            <w:tcBorders>
-              <w:top w:val="single" w:sz="6" w:space="0" w:color="auto"/>
-              <w:left w:val="single" w:sz="6" w:space="0" w:color="auto"/>
-              <w:bottom w:val="single" w:sz="6" w:space="0" w:color="auto"/>
-              <w:right w:val="single" w:sz="6" w:space="0" w:color="auto"/>
-            </w:tcBorders>
-            <w:tcMar>
-              <w:top w:w="120" w:type="dxa"/>
-              <w:left w:w="180" w:type="dxa"/>
-              <w:bottom w:w="120" w:type="dxa"/>
-              <w:right w:w="180" w:type="dxa"/>
-            </w:tcMar>
-            <w:vAlign w:val="center"/>
-            <w:hideMark/>
-          </w:tcPr>
-          <w:p>
-            <w:r>
-              <w:rPr>
-                <w:b/>
-                <w:bCs/>
-              </w:rPr>
-              <w:t>Geometry</w:t>
-            </w:r>
-          </w:p>
-        </w:tc>
-        <w:tc>
-          <w:tcPr>
-            <w:tcW w:w="0" w:type="auto"/>
-            <w:tcBorders>
-              <w:top w:val="single" w:sz="6" w:space="0" w:color="auto"/>
-              <w:left w:val="single" w:sz="6" w:space="0" w:color="auto"/>
-              <w:bottom w:val="single" w:sz="6" w:space="0" w:color="auto"/>
-              <w:right w:val="single" w:sz="6" w:space="0" w:color="auto"/>
-            </w:tcBorders>
-            <w:tcMar>
-              <w:top w:w="120" w:type="dxa"/>
-              <w:left w:w="180" w:type="dxa"/>
-              <w:bottom w:w="120" w:type="dxa"/>
-              <w:right w:w="180" w:type="dxa"/>
-            </w:tcMar>
-            <w:vAlign w:val="center"/>
-            <w:hideMark/>
-          </w:tcPr>
-          <w:p>
-            <w:r>
-              <w:t>Current works use 2D image slices</w:t>
-            </w:r>
-          </w:p>
-        </w:tc>
-        <w:tc>
-          <w:tcPr>
-            <w:tcW w:w="0" w:type="auto"/>
-            <w:tcBorders>
-              <w:top w:val="single" w:sz="6" w:space="0" w:color="auto"/>
-              <w:left w:val="single" w:sz="6" w:space="0" w:color="auto"/>
-              <w:bottom w:val="single" w:sz="6" w:space="0" w:color="auto"/>
-              <w:right w:val="single" w:sz="6" w:space="0" w:color="auto"/>
-            </w:tcBorders>
-            <w:tcMar>
-              <w:top w:w="120" w:type="dxa"/>
-              <w:left w:w="180" w:type="dxa"/>
-              <w:bottom w:w="120" w:type="dxa"/>
-              <w:right w:w="180" w:type="dxa"/>
-            </w:tcMar>
-            <w:vAlign w:val="center"/>
-            <w:hideMark/>
-          </w:tcPr>
-          <w:p>
-            <w:r>
-              <w:t>No works using 3D spatial awareness or 3D Transformers</w:t>
-            </w:r>
-          </w:p>
-        </w:tc>
-      </w:tr>
-    </w:tbl>
-    <w:p/>
+        <w:t>Collaborate on larger multimodality studies and consider opportunities to utilize Federated Learning as a method of providing a multi-institutional training process while at the same time protecting patient confidentiality.</w:t>
+      </w:r>
+    </w:p>
     <w:sectPr>
       <w:pgSz w:w="11906" w:h="16838"/>
       <w:pgMar w:top="1440" w:right="1440" w:bottom="1440" w:left="1440" w:header="708" w:footer="708" w:gutter="0"/>
@@ -1209,7 +774,7 @@
     <w:rsid w:val="0002291F"/>
     <w:rPr>
       <w:rFonts w:eastAsiaTheme="minorEastAsia" w:cs="Times New Roman"/>
-      <w:lang w:val="en-PK" w:eastAsia="en-PK"/>
+      <w:lang w:eastAsia="en-PK"/>
       <w14:ligatures w14:val="none"/>
     </w:rPr>
   </w:style>
@@ -1415,6 +980,7 @@
   <w:style w:type="character" w:default="1" w:styleId="DefaultParagraphFont">
     <w:name w:val="Default Paragraph Font"/>
     <w:uiPriority w:val="1"/>
+    <w:semiHidden/>
     <w:unhideWhenUsed/>
   </w:style>
   <w:style w:type="table" w:default="1" w:styleId="TableNormal">
